--- a/PC-Constructor_Wiki.docx
+++ b/PC-Constructor_Wiki.docx
@@ -63,25 +63,7 @@
           <w:sz w:val="16"/>
           <w:szCs w:val="16"/>
         </w:rPr>
-        <w:t>Rauan</w:t>
-      </w:r>
-      <w:r>
-        <w:rPr>
-          <w:color w:val="152C4D"/>
-          <w:spacing w:val="-2"/>
-          <w:sz w:val="16"/>
-          <w:szCs w:val="16"/>
-        </w:rPr>
-        <w:t xml:space="preserve"> </w:t>
-      </w:r>
-      <w:r>
-        <w:rPr>
-          <w:color w:val="152C4D"/>
-          <w:spacing w:val="-2"/>
-          <w:sz w:val="16"/>
-          <w:szCs w:val="16"/>
-        </w:rPr>
-        <w:t>Dauletbek, Daniyar Batyrov</w:t>
+        <w:t>Rauan Dauletbek, Daniyar Batyrov</w:t>
       </w:r>
     </w:p>
     <w:p>
@@ -260,7 +242,7 @@
           </mc:Choice>
           <mc:Fallback>
             <w:pict>
-              <v:shape w14:anchorId="67AF95BB" id="Graphic 3" o:spid="_x0000_s1026" style="position:absolute;margin-left:65.2pt;margin-top:22.9pt;width:470.55pt;height:2.25pt;z-index:-15728640;visibility:visible;mso-wrap-style:square;mso-wrap-distance-left:0;mso-wrap-distance-top:0;mso-wrap-distance-right:0;mso-wrap-distance-bottom:0;mso-position-horizontal:absolute;mso-position-horizontal-relative:page;mso-position-vertical:absolute;mso-position-vertical-relative:text;v-text-anchor:top" coordsize="5975985,28575" o:gfxdata="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" path="m5975985,l,,,28575r5975985,l5975985,xe" fillcolor="#7ea5ce" stroked="f">
+              <v:shape w14:anchorId="7568B7B3" id="Graphic 3" o:spid="_x0000_s1026" style="position:absolute;margin-left:65.2pt;margin-top:22.9pt;width:470.55pt;height:2.25pt;z-index:-15728640;visibility:visible;mso-wrap-style:square;mso-wrap-distance-left:0;mso-wrap-distance-top:0;mso-wrap-distance-right:0;mso-wrap-distance-bottom:0;mso-position-horizontal:absolute;mso-position-horizontal-relative:page;mso-position-vertical:absolute;mso-position-vertical-relative:text;v-text-anchor:top" coordsize="5975985,28575" o:gfxdata="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" path="m5975985,l,,,28575r5975985,l5975985,xe" fillcolor="#7ea5ce" stroked="f">
                 <v:path arrowok="t"/>
                 <w10:wrap type="topAndBottom" anchorx="page"/>
               </v:shape>
@@ -1159,15 +1141,7 @@
           <w:color w:val="686F76"/>
           <w:sz w:val="19"/>
         </w:rPr>
-        <w:t>Git</w:t>
-      </w:r>
-      <w:r>
-        <w:rPr>
-          <w:i/>
-          <w:color w:val="686F76"/>
-          <w:sz w:val="19"/>
-        </w:rPr>
-        <w:t>Lab</w:t>
+        <w:t>GitLab</w:t>
       </w:r>
       <w:r>
         <w:rPr>
@@ -2915,6 +2889,66 @@
         <w:pStyle w:val="berschrift2"/>
         <w:spacing w:before="229"/>
       </w:pPr>
+      <w:r>
+        <w:rPr>
+          <w:color w:val="225591"/>
+        </w:rPr>
+        <w:t>Secondary purpose</w:t>
+      </w:r>
+    </w:p>
+    <w:p>
+      <w:pPr>
+        <w:pStyle w:val="Listenabsatz"/>
+        <w:numPr>
+          <w:ilvl w:val="1"/>
+          <w:numId w:val="2"/>
+        </w:numPr>
+        <w:tabs>
+          <w:tab w:val="left" w:pos="455"/>
+        </w:tabs>
+        <w:spacing w:before="133"/>
+        <w:ind w:left="455" w:hanging="359"/>
+        <w:rPr>
+          <w:sz w:val="21"/>
+        </w:rPr>
+      </w:pPr>
+      <w:r>
+        <w:rPr>
+          <w:color w:val="202428"/>
+          <w:sz w:val="21"/>
+        </w:rPr>
+        <w:t>Support users who already own a PC and want to identify the most valuable component upgrade.</w:t>
+      </w:r>
+    </w:p>
+    <w:p>
+      <w:pPr>
+        <w:pStyle w:val="Listenabsatz"/>
+        <w:numPr>
+          <w:ilvl w:val="1"/>
+          <w:numId w:val="2"/>
+        </w:numPr>
+        <w:tabs>
+          <w:tab w:val="left" w:pos="455"/>
+        </w:tabs>
+        <w:spacing w:before="37"/>
+        <w:ind w:left="455" w:hanging="359"/>
+        <w:rPr>
+          <w:sz w:val="21"/>
+        </w:rPr>
+      </w:pPr>
+      <w:r>
+        <w:rPr>
+          <w:color w:val="202428"/>
+          <w:sz w:val="21"/>
+        </w:rPr>
+        <w:t>Allow upgrade planners to enter their existing hardware so the platform can recommend targeted improvements within a chosen upgrade budget.</w:t>
+      </w:r>
+    </w:p>
+    <w:p>
+      <w:pPr>
+        <w:pStyle w:val="berschrift2"/>
+        <w:spacing w:before="229"/>
+      </w:pPr>
       <w:bookmarkStart w:id="3" w:name="Target_audience"/>
       <w:bookmarkEnd w:id="3"/>
       <w:r>
@@ -3243,9 +3277,28 @@
     <w:p>
       <w:pPr>
         <w:pStyle w:val="Textkrper"/>
-        <w:spacing w:before="49"/>
-        <w:ind w:left="0" w:firstLine="0"/>
+        <w:spacing w:before="133" w:line="276" w:lineRule="auto"/>
+        <w:ind w:left="172" w:right="128" w:firstLine="0"/>
       </w:pPr>
+      <w:r>
+        <w:rPr>
+          <w:color w:val="202428"/>
+        </w:rPr>
+        <w:t>Each audience group has distinct requirements. Gamers and enthusiasts typically want maximum performance within a budget and detailed FPS estimates. Budget-conscious users and beginners need clear guidance and simplified choices without requiring technical knowledge. Upgrade planners need the ability to input their current hardware so the system can focus only on the parts that would yield the most improvement.</w:t>
+      </w:r>
+    </w:p>
+    <w:p>
+      <w:pPr>
+        <w:pStyle w:val="Textkrper"/>
+        <w:spacing w:before="117" w:line="276" w:lineRule="auto"/>
+        <w:ind w:left="172" w:right="128" w:firstLine="0"/>
+      </w:pPr>
+      <w:r>
+        <w:rPr>
+          <w:color w:val="202428"/>
+        </w:rPr>
+        <w:t>The web app is planned primarily for desktop browsers, where the interactive PC model and detailed comparison tables benefit from a larger screen. A responsive layout that also works on mobile is desirable for users who want to browse component options on the go, but the core configurator experience is optimised for desktop use.</w:t>
+      </w:r>
     </w:p>
     <w:p>
       <w:pPr>
@@ -3265,6 +3318,7 @@
         <w:rPr>
           <w:color w:val="152C4D"/>
         </w:rPr>
+        <w:lastRenderedPageBreak/>
         <w:t>Project</w:t>
       </w:r>
       <w:r>
@@ -4080,31 +4134,15 @@
     </w:p>
     <w:p>
       <w:pPr>
-        <w:pStyle w:val="Listenabsatz"/>
-        <w:rPr>
-          <w:sz w:val="21"/>
-        </w:rPr>
-        <w:sectPr>
-          <w:pgSz w:w="11910" w:h="16840"/>
-          <w:pgMar w:top="1140" w:right="1133" w:bottom="920" w:left="1133" w:header="720" w:footer="728" w:gutter="0"/>
-          <w:cols w:space="720"/>
-        </w:sectPr>
-      </w:pPr>
-    </w:p>
-    <w:p>
-      <w:pPr>
         <w:pStyle w:val="berschrift2"/>
         <w:spacing w:before="81"/>
       </w:pPr>
-      <w:bookmarkStart w:id="6" w:name="Solution"/>
-      <w:bookmarkEnd w:id="6"/>
       <w:r>
         <w:rPr>
           <w:color w:val="225591"/>
           <w:spacing w:val="-2"/>
           <w:w w:val="105"/>
         </w:rPr>
-        <w:lastRenderedPageBreak/>
         <w:t>Solution</w:t>
       </w:r>
     </w:p>
@@ -4326,21 +4364,7 @@
         <w:rPr>
           <w:color w:val="202428"/>
         </w:rPr>
-        <w:t xml:space="preserve">The platform then generates a recommended starting build and allows the user to refine </w:t>
-      </w:r>
-      <w:proofErr w:type="gramStart"/>
-      <w:r>
-        <w:rPr>
-          <w:color w:val="202428"/>
-        </w:rPr>
-        <w:t>it</w:t>
-      </w:r>
-      <w:proofErr w:type="gramEnd"/>
-      <w:r>
-        <w:rPr>
-          <w:color w:val="202428"/>
-        </w:rPr>
-        <w:t xml:space="preserve"> component by </w:t>
+        <w:t xml:space="preserve">The platform then generates a recommended starting build and allows the user to refine it component by </w:t>
       </w:r>
       <w:r>
         <w:rPr>
@@ -4354,8 +4378,8 @@
       <w:pPr>
         <w:pStyle w:val="berschrift2"/>
       </w:pPr>
-      <w:bookmarkStart w:id="7" w:name="Unique_value"/>
-      <w:bookmarkEnd w:id="7"/>
+      <w:bookmarkStart w:id="6" w:name="Unique_value"/>
+      <w:bookmarkEnd w:id="6"/>
       <w:r>
         <w:rPr>
           <w:color w:val="225591"/>
@@ -4727,7 +4751,6 @@
         </w:rPr>
         <w:t xml:space="preserve"> </w:t>
       </w:r>
-      <w:proofErr w:type="gramStart"/>
       <w:r>
         <w:rPr>
           <w:color w:val="202428"/>
@@ -4750,7 +4773,6 @@
         </w:rPr>
         <w:t>PC</w:t>
       </w:r>
-      <w:proofErr w:type="gramEnd"/>
       <w:r>
         <w:rPr>
           <w:color w:val="202428"/>
@@ -4773,8 +4795,8 @@
         <w:pStyle w:val="berschrift2"/>
         <w:spacing w:before="229"/>
       </w:pPr>
-      <w:bookmarkStart w:id="8" w:name="Example_scenario"/>
-      <w:bookmarkEnd w:id="8"/>
+      <w:bookmarkStart w:id="7" w:name="Example_scenario"/>
+      <w:bookmarkEnd w:id="7"/>
       <w:r>
         <w:rPr>
           <w:color w:val="225591"/>
@@ -5062,8 +5084,8 @@
         </w:tabs>
         <w:ind w:left="514" w:hanging="342"/>
       </w:pPr>
-      <w:bookmarkStart w:id="9" w:name="3._Features"/>
-      <w:bookmarkEnd w:id="9"/>
+      <w:bookmarkStart w:id="8" w:name="3._Features"/>
+      <w:bookmarkEnd w:id="8"/>
       <w:r>
         <w:rPr>
           <w:color w:val="152C4D"/>
@@ -5078,8 +5100,8 @@
         <w:pStyle w:val="berschrift2"/>
         <w:spacing w:before="266"/>
       </w:pPr>
-      <w:bookmarkStart w:id="10" w:name="Planned_core_features"/>
-      <w:bookmarkEnd w:id="10"/>
+      <w:bookmarkStart w:id="9" w:name="Planned_core_features"/>
+      <w:bookmarkEnd w:id="9"/>
       <w:r>
         <w:rPr>
           <w:color w:val="225591"/>
@@ -5857,7 +5879,7 @@
                 <w:color w:val="202428"/>
                 <w:sz w:val="20"/>
               </w:rPr>
-              <w:t>on components and replace them visually.</w:t>
+              <w:t>A semi-transparent computer model allows users to click directly on components and replace them visually. The model is planned to be implemented using Three.js (a WebGL-based JavaScript library), which handles 3D rendering in the browser without requiring a plugin. This keeps the feature within the scope of a standard web project and avoids the need for a dedicated game engine or native application.</w:t>
             </w:r>
           </w:p>
         </w:tc>
@@ -6088,6 +6110,7 @@
                 <w:color w:val="202428"/>
                 <w:sz w:val="20"/>
               </w:rPr>
+              <w:lastRenderedPageBreak/>
               <w:t>FPS</w:t>
             </w:r>
             <w:r>
@@ -6568,7 +6591,6 @@
               </w:rPr>
               <w:t xml:space="preserve"> </w:t>
             </w:r>
-            <w:proofErr w:type="gramStart"/>
             <w:r>
               <w:rPr>
                 <w:color w:val="202428"/>
@@ -6576,7 +6598,6 @@
               </w:rPr>
               <w:t>compared</w:t>
             </w:r>
-            <w:proofErr w:type="gramEnd"/>
             <w:r>
               <w:rPr>
                 <w:color w:val="202428"/>
@@ -7433,8 +7454,8 @@
         <w:spacing w:before="1"/>
         <w:ind w:left="531" w:hanging="359"/>
       </w:pPr>
-      <w:bookmarkStart w:id="11" w:name="4._System_Architecture"/>
-      <w:bookmarkEnd w:id="11"/>
+      <w:bookmarkStart w:id="10" w:name="4._System_Architecture"/>
+      <w:bookmarkEnd w:id="10"/>
       <w:r>
         <w:rPr>
           <w:color w:val="152C4D"/>
@@ -7645,28 +7666,17 @@
     </w:p>
     <w:p>
       <w:pPr>
-        <w:pStyle w:val="Textkrper"/>
-        <w:sectPr>
-          <w:pgSz w:w="11910" w:h="16840"/>
-          <w:pgMar w:top="1140" w:right="1133" w:bottom="920" w:left="1133" w:header="720" w:footer="728" w:gutter="0"/>
-          <w:cols w:space="720"/>
-        </w:sectPr>
-      </w:pPr>
-    </w:p>
-    <w:p>
-      <w:pPr>
         <w:pStyle w:val="berschrift2"/>
         <w:spacing w:before="81"/>
       </w:pPr>
-      <w:bookmarkStart w:id="12" w:name="High-level_structure"/>
-      <w:bookmarkEnd w:id="12"/>
+      <w:bookmarkStart w:id="11" w:name="High-level_structure"/>
+      <w:bookmarkEnd w:id="11"/>
       <w:r>
         <w:rPr>
           <w:color w:val="225591"/>
           <w:spacing w:val="-2"/>
           <w:w w:val="105"/>
         </w:rPr>
-        <w:lastRenderedPageBreak/>
         <w:t>High-level</w:t>
       </w:r>
       <w:r>
@@ -8297,8 +8307,8 @@
           <w:sz w:val="26"/>
         </w:rPr>
       </w:pPr>
-      <w:bookmarkStart w:id="13" w:name="Main_modules"/>
-      <w:bookmarkEnd w:id="13"/>
+      <w:bookmarkStart w:id="12" w:name="Main_modules"/>
+      <w:bookmarkEnd w:id="12"/>
       <w:r>
         <w:rPr>
           <w:rFonts w:ascii="Times New Roman"/>
@@ -9365,8 +9375,8 @@
         </w:tabs>
         <w:ind w:left="519" w:hanging="347"/>
       </w:pPr>
-      <w:bookmarkStart w:id="14" w:name="5._Data_&amp;_Recommendation_Logic"/>
-      <w:bookmarkEnd w:id="14"/>
+      <w:bookmarkStart w:id="13" w:name="5._Data_&amp;_Recommendation_Logic"/>
+      <w:bookmarkEnd w:id="13"/>
       <w:r>
         <w:rPr>
           <w:color w:val="152C4D"/>
@@ -9564,14 +9574,17 @@
         <w:pStyle w:val="Textkrper"/>
         <w:spacing w:before="194" w:line="276" w:lineRule="auto"/>
         <w:ind w:left="172" w:firstLine="0"/>
+        <w:rPr>
+          <w:lang w:val="ru-RU"/>
+        </w:rPr>
       </w:pPr>
     </w:p>
     <w:p>
       <w:pPr>
         <w:pStyle w:val="berschrift2"/>
       </w:pPr>
-      <w:bookmarkStart w:id="15" w:name="Recommendation_principles"/>
-      <w:bookmarkEnd w:id="15"/>
+      <w:bookmarkStart w:id="14" w:name="Recommendation_principles"/>
+      <w:bookmarkEnd w:id="14"/>
       <w:r>
         <w:rPr>
           <w:color w:val="225591"/>
@@ -10127,7 +10140,6 @@
         </w:rPr>
         <w:t xml:space="preserve"> </w:t>
       </w:r>
-      <w:proofErr w:type="gramStart"/>
       <w:r>
         <w:rPr>
           <w:color w:val="202428"/>
@@ -10148,15 +10160,7 @@
           <w:color w:val="202428"/>
           <w:sz w:val="21"/>
         </w:rPr>
-        <w:t>over-</w:t>
-      </w:r>
-      <w:proofErr w:type="gramEnd"/>
-      <w:r>
-        <w:rPr>
-          <w:color w:val="202428"/>
-          <w:sz w:val="21"/>
-        </w:rPr>
-        <w:t>investing</w:t>
+        <w:t>over-investing</w:t>
       </w:r>
       <w:r>
         <w:rPr>
@@ -10369,13 +10373,14 @@
         <w:pStyle w:val="berschrift2"/>
         <w:spacing w:before="228"/>
       </w:pPr>
-      <w:bookmarkStart w:id="16" w:name="Simplified_scoring_model"/>
-      <w:bookmarkEnd w:id="16"/>
+      <w:bookmarkStart w:id="15" w:name="Simplified_scoring_model"/>
+      <w:bookmarkEnd w:id="15"/>
       <w:r>
         <w:rPr>
           <w:color w:val="225591"/>
           <w:w w:val="105"/>
         </w:rPr>
+        <w:lastRenderedPageBreak/>
         <w:t>Simplified</w:t>
       </w:r>
       <w:r>
@@ -10627,6 +10632,19 @@
           <w:spacing w:val="-2"/>
         </w:rPr>
         <w:t>Weight</w:t>
+      </w:r>
+    </w:p>
+    <w:p>
+      <w:pPr>
+        <w:pStyle w:val="Textkrper"/>
+        <w:spacing w:before="133" w:line="276" w:lineRule="auto"/>
+        <w:ind w:left="172" w:right="128" w:firstLine="0"/>
+      </w:pPr>
+      <w:r>
+        <w:rPr>
+          <w:color w:val="202428"/>
+        </w:rPr>
+        <w:t>Each weight in the score is calculated separately and then combined. The Performance Weight reflects how well a component performs relative to others in the same price segment, based on normalised benchmark results from the Blender Open Data set. The Efficiency Weight captures the FPS-per-euro ratio: how much gaming performance the component delivers per unit of cost. The Compatibility Weight is produced by the Compatibility Engine, which checks hardware rules such as CPU socket matching the motherboard, RAM type support, PSU wattage headroom, and physical case fit; a component that violates any rule receives a score of zero regardless of its other weights. The Budget Fit Weight measures how closely the component’s price aligns with the portion of the total budget allocated to its category, penalising over-spend and under-spend equally.</w:t>
       </w:r>
     </w:p>
     <w:p>
@@ -11139,44 +11157,14 @@
         <w:rPr>
           <w:color w:val="225591"/>
           <w:w w:val="105"/>
-          <w:lang w:val="de-AT"/>
         </w:rPr>
       </w:pPr>
-      <w:proofErr w:type="gramStart"/>
       <w:r>
         <w:rPr>
           <w:color w:val="225591"/>
           <w:w w:val="105"/>
-          <w:lang w:val="de-AT"/>
-        </w:rPr>
-        <w:t>API(</w:t>
-      </w:r>
-      <w:proofErr w:type="gramEnd"/>
-      <w:r>
-        <w:rPr>
-          <w:color w:val="225591"/>
-          <w:w w:val="105"/>
-          <w:lang w:val="de-AT"/>
-        </w:rPr>
-        <w:t xml:space="preserve">Open Data </w:t>
-      </w:r>
-      <w:proofErr w:type="spellStart"/>
-      <w:r>
-        <w:rPr>
-          <w:color w:val="225591"/>
-          <w:w w:val="105"/>
-          <w:lang w:val="de-AT"/>
-        </w:rPr>
-        <w:t>sources</w:t>
-      </w:r>
-      <w:proofErr w:type="spellEnd"/>
-      <w:r>
-        <w:rPr>
-          <w:color w:val="225591"/>
-          <w:w w:val="105"/>
-          <w:lang w:val="de-AT"/>
-        </w:rPr>
-        <w:t>)</w:t>
+        </w:rPr>
+        <w:t>API (Open Data sources)</w:t>
       </w:r>
     </w:p>
     <w:p>
@@ -11185,7 +11173,7 @@
           <w:color w:val="202428"/>
           <w:sz w:val="21"/>
           <w:szCs w:val="21"/>
-          <w:lang w:val="de-AT"/>
+          <w:lang w:val="ru-RU"/>
         </w:rPr>
       </w:pPr>
     </w:p>
@@ -11195,7 +11183,6 @@
           <w:color w:val="202428"/>
           <w:sz w:val="21"/>
           <w:szCs w:val="21"/>
-          <w:lang w:val="de-AT"/>
         </w:rPr>
       </w:pPr>
       <w:r>
@@ -11203,85 +11190,15 @@
           <w:color w:val="202428"/>
           <w:sz w:val="21"/>
           <w:szCs w:val="21"/>
-          <w:lang w:val="de-AT"/>
-        </w:rPr>
-        <w:t xml:space="preserve">Blender Open Data ist die einzige Datenquelle für Benchmark-Vergleiche in diesem Projekt. </w:t>
-      </w:r>
-      <w:r>
-        <w:rPr>
-          <w:color w:val="202428"/>
-          <w:sz w:val="21"/>
-          <w:szCs w:val="21"/>
-          <w:lang w:val="de-AT"/>
-        </w:rPr>
-        <w:t>Der vollständige Datensatz wird als JSONL-Dump von opendata.blender.org/</w:t>
-      </w:r>
-      <w:proofErr w:type="spellStart"/>
-      <w:r>
-        <w:rPr>
-          <w:color w:val="202428"/>
-          <w:sz w:val="21"/>
-          <w:szCs w:val="21"/>
-          <w:lang w:val="de-AT"/>
-        </w:rPr>
-        <w:t>snapshots</w:t>
-      </w:r>
-      <w:proofErr w:type="spellEnd"/>
-      <w:r>
-        <w:rPr>
-          <w:color w:val="202428"/>
-          <w:sz w:val="21"/>
-          <w:szCs w:val="21"/>
-          <w:lang w:val="de-AT"/>
-        </w:rPr>
-        <w:t xml:space="preserve">/opendata-latest.zip heruntergeladen und lokal verarbeitet. Jeder Eintrag enthält den Gerätenamen, den </w:t>
-      </w:r>
-      <w:proofErr w:type="spellStart"/>
-      <w:r>
-        <w:rPr>
-          <w:color w:val="202428"/>
-          <w:sz w:val="21"/>
-          <w:szCs w:val="21"/>
-          <w:lang w:val="de-AT"/>
-        </w:rPr>
-        <w:t>Rendertyp</w:t>
-      </w:r>
-      <w:proofErr w:type="spellEnd"/>
-      <w:r>
-        <w:rPr>
-          <w:color w:val="202428"/>
-          <w:sz w:val="21"/>
-          <w:szCs w:val="21"/>
-          <w:lang w:val="de-AT"/>
-        </w:rPr>
-        <w:t xml:space="preserve"> (CPU / CUDA / HIP), die </w:t>
-      </w:r>
-      <w:proofErr w:type="spellStart"/>
-      <w:r>
-        <w:rPr>
-          <w:color w:val="202428"/>
-          <w:sz w:val="21"/>
-          <w:szCs w:val="21"/>
-          <w:lang w:val="de-AT"/>
-        </w:rPr>
-        <w:t>Renderzeit</w:t>
-      </w:r>
-      <w:proofErr w:type="spellEnd"/>
-      <w:r>
-        <w:rPr>
-          <w:color w:val="202428"/>
-          <w:sz w:val="21"/>
-          <w:szCs w:val="21"/>
-          <w:lang w:val="de-AT"/>
-        </w:rPr>
-        <w:t xml:space="preserve"> pro Szene sowie die vollständige Systemkonfiguration.</w:t>
+        </w:rPr>
+        <w:t>Blender Open Data is the sole benchmark data source for this project. The complete dataset is downloaded as a JSONL dump from opendata.blender.org/snapshots/opendata-latest.zip and processed locally. Each entry contains the device name, render type (CPU / CUDA / HIP), render time per scene, and the full system configuration.</w:t>
       </w:r>
     </w:p>
     <w:p>
       <w:pPr>
         <w:rPr>
           <w:w w:val="105"/>
-          <w:lang w:val="de-DE"/>
+          <w:lang w:val="ru-RU"/>
         </w:rPr>
       </w:pPr>
     </w:p>
@@ -11326,11 +11243,6 @@
         <w:pStyle w:val="Textkrper"/>
         <w:spacing w:before="194"/>
         <w:ind w:left="172" w:firstLine="0"/>
-        <w:sectPr>
-          <w:pgSz w:w="11910" w:h="16840"/>
-          <w:pgMar w:top="1140" w:right="1133" w:bottom="920" w:left="1133" w:header="720" w:footer="728" w:gutter="0"/>
-          <w:cols w:space="720"/>
-        </w:sectPr>
       </w:pPr>
       <w:r>
         <w:rPr>
@@ -11484,13 +11396,12 @@
         <w:pStyle w:val="berschrift2"/>
         <w:spacing w:before="81"/>
       </w:pPr>
-      <w:bookmarkStart w:id="17" w:name="Basic_flow"/>
-      <w:bookmarkEnd w:id="17"/>
+      <w:bookmarkStart w:id="16" w:name="Basic_flow"/>
+      <w:bookmarkEnd w:id="16"/>
       <w:r>
         <w:rPr>
           <w:color w:val="225591"/>
         </w:rPr>
-        <w:lastRenderedPageBreak/>
         <w:t>Basic</w:t>
       </w:r>
       <w:r>
@@ -12694,8 +12605,8 @@
         <w:pStyle w:val="berschrift2"/>
         <w:spacing w:before="187"/>
       </w:pPr>
-      <w:bookmarkStart w:id="18" w:name="Example_use_cases"/>
-      <w:bookmarkEnd w:id="18"/>
+      <w:bookmarkStart w:id="17" w:name="Example_use_cases"/>
+      <w:bookmarkEnd w:id="17"/>
       <w:r>
         <w:rPr>
           <w:color w:val="225591"/>
@@ -12761,21 +12672,12 @@
         </w:rPr>
         <w:t xml:space="preserve"> </w:t>
       </w:r>
-      <w:proofErr w:type="gramStart"/>
-      <w:r>
-        <w:rPr>
-          <w:color w:val="202428"/>
-          <w:sz w:val="21"/>
-        </w:rPr>
-        <w:t>gamer</w:t>
-      </w:r>
-      <w:proofErr w:type="gramEnd"/>
-      <w:r>
-        <w:rPr>
-          <w:color w:val="202428"/>
-          <w:sz w:val="21"/>
-        </w:rPr>
-        <w:t>:</w:t>
+      <w:r>
+        <w:rPr>
+          <w:color w:val="202428"/>
+          <w:sz w:val="21"/>
+        </w:rPr>
+        <w:t>gamer:</w:t>
       </w:r>
       <w:r>
         <w:rPr>
@@ -12990,7 +12892,6 @@
         </w:rPr>
         <w:t xml:space="preserve"> </w:t>
       </w:r>
-      <w:proofErr w:type="gramStart"/>
       <w:r>
         <w:rPr>
           <w:color w:val="202428"/>
@@ -12998,7 +12899,6 @@
         </w:rPr>
         <w:t>planner:</w:t>
       </w:r>
-      <w:proofErr w:type="gramEnd"/>
       <w:r>
         <w:rPr>
           <w:color w:val="202428"/>
@@ -13007,7 +12907,6 @@
         </w:rPr>
         <w:t xml:space="preserve"> </w:t>
       </w:r>
-      <w:proofErr w:type="gramStart"/>
       <w:r>
         <w:rPr>
           <w:color w:val="202428"/>
@@ -13030,7 +12929,6 @@
         </w:rPr>
         <w:t>owns</w:t>
       </w:r>
-      <w:proofErr w:type="gramEnd"/>
       <w:r>
         <w:rPr>
           <w:color w:val="202428"/>
@@ -13369,6 +13267,9 @@
         <w:pStyle w:val="Textkrper"/>
         <w:spacing w:before="49"/>
         <w:ind w:left="0" w:firstLine="0"/>
+        <w:rPr>
+          <w:lang w:val="ru-RU"/>
+        </w:rPr>
       </w:pPr>
     </w:p>
     <w:p>
@@ -13383,8 +13284,8 @@
         </w:tabs>
         <w:ind w:left="509" w:hanging="337"/>
       </w:pPr>
-      <w:bookmarkStart w:id="19" w:name="7._Tech_Stack"/>
-      <w:bookmarkEnd w:id="19"/>
+      <w:bookmarkStart w:id="18" w:name="7._Tech_Stack"/>
+      <w:bookmarkEnd w:id="18"/>
       <w:r>
         <w:rPr>
           <w:color w:val="152C4D"/>
@@ -13438,14 +13339,12 @@
         </w:rPr>
         <w:t xml:space="preserve"> </w:t>
       </w:r>
-      <w:proofErr w:type="gramStart"/>
       <w:r>
         <w:rPr>
           <w:color w:val="202428"/>
         </w:rPr>
         <w:t>stack</w:t>
       </w:r>
-      <w:proofErr w:type="gramEnd"/>
       <w:r>
         <w:rPr>
           <w:color w:val="202428"/>
@@ -13830,6 +13729,7 @@
                 <w:spacing w:val="-2"/>
                 <w:sz w:val="20"/>
               </w:rPr>
+              <w:lastRenderedPageBreak/>
               <w:t>Backend</w:t>
             </w:r>
           </w:p>
@@ -13874,18 +13774,8 @@
                 <w:spacing w:val="-2"/>
                 <w:sz w:val="20"/>
               </w:rPr>
-              <w:t xml:space="preserve"> </w:t>
-            </w:r>
-            <w:proofErr w:type="spellStart"/>
-            <w:r>
-              <w:rPr>
-                <w:color w:val="202428"/>
-                <w:spacing w:val="-2"/>
-                <w:sz w:val="20"/>
-              </w:rPr>
-              <w:t>FastAPI</w:t>
-            </w:r>
-            <w:proofErr w:type="spellEnd"/>
+              <w:t xml:space="preserve"> FastAPI</w:t>
+            </w:r>
           </w:p>
         </w:tc>
       </w:tr>
@@ -13936,25 +13826,7 @@
                 <w:color w:val="202428"/>
                 <w:sz w:val="20"/>
               </w:rPr>
-              <w:t>Static “</w:t>
-            </w:r>
-            <w:proofErr w:type="spellStart"/>
-            <w:proofErr w:type="gramStart"/>
-            <w:r>
-              <w:rPr>
-                <w:color w:val="202428"/>
-                <w:sz w:val="20"/>
-              </w:rPr>
-              <w:t>benchmarks.jsonl</w:t>
-            </w:r>
-            <w:proofErr w:type="spellEnd"/>
-            <w:proofErr w:type="gramEnd"/>
-            <w:r>
-              <w:rPr>
-                <w:color w:val="202428"/>
-                <w:sz w:val="20"/>
-              </w:rPr>
-              <w:t xml:space="preserve">” </w:t>
+              <w:t xml:space="preserve">Static “benchmarks.jsonl” </w:t>
             </w:r>
           </w:p>
         </w:tc>
@@ -14265,8 +14137,8 @@
         </w:tabs>
         <w:ind w:left="532" w:hanging="360"/>
       </w:pPr>
-      <w:bookmarkStart w:id="20" w:name="8._Roadmap"/>
-      <w:bookmarkEnd w:id="20"/>
+      <w:bookmarkStart w:id="19" w:name="8._Roadmap"/>
+      <w:bookmarkEnd w:id="19"/>
       <w:r>
         <w:rPr>
           <w:color w:val="152C4D"/>
@@ -15346,8 +15218,6 @@
           <w:sz w:val="36"/>
         </w:rPr>
       </w:pPr>
-      <w:bookmarkStart w:id="21" w:name="9._Contributing"/>
-      <w:bookmarkEnd w:id="21"/>
       <w:proofErr w:type="gramStart"/>
       <w:r>
         <w:rPr>
@@ -15524,10 +15394,72 @@
         <w:pStyle w:val="berschrift2"/>
         <w:spacing w:before="229"/>
       </w:pPr>
-      <w:bookmarkStart w:id="22" w:name="Recommended_branch_structure"/>
-      <w:bookmarkStart w:id="23" w:name="Commit_examples"/>
-      <w:bookmarkEnd w:id="22"/>
-      <w:bookmarkEnd w:id="23"/>
+      <w:r>
+        <w:rPr>
+          <w:color w:val="225591"/>
+        </w:rPr>
+        <w:t>Team responsibilities</w:t>
+      </w:r>
+    </w:p>
+    <w:p>
+      <w:pPr>
+        <w:pStyle w:val="berschrift2"/>
+        <w:spacing w:before="229"/>
+        <w:rPr>
+          <w:rFonts w:ascii="Calibri" w:eastAsia="Calibri" w:hAnsi="Calibri" w:cs="Calibri"/>
+          <w:b w:val="0"/>
+          <w:bCs w:val="0"/>
+          <w:color w:val="202428"/>
+          <w:sz w:val="21"/>
+          <w:szCs w:val="21"/>
+          <w:lang w:val="ru-RU"/>
+        </w:rPr>
+      </w:pPr>
+      <w:bookmarkStart w:id="20" w:name="Recommended_branch_structure"/>
+      <w:bookmarkStart w:id="21" w:name="Commit_examples"/>
+      <w:bookmarkEnd w:id="20"/>
+      <w:bookmarkEnd w:id="21"/>
+      <w:r>
+        <w:rPr>
+          <w:rFonts w:ascii="Calibri" w:eastAsia="Calibri" w:hAnsi="Calibri" w:cs="Calibri"/>
+          <w:b w:val="0"/>
+          <w:bCs w:val="0"/>
+          <w:color w:val="202428"/>
+          <w:sz w:val="21"/>
+          <w:szCs w:val="21"/>
+        </w:rPr>
+        <w:t>The project is developed by Rauan Dauletbek and Daniyar Batyrov. A clear division of responsibilities should be agreed upon and documented at the beginning of each phase. As a starting point, Daniyar Batyrov should be responsible for the frontend and visualization (user interface design, integration of the PC model with Three.js, and the interactive configurator), while Rauan Dauletbek will be responsible for the backend and data processing (</w:t>
+      </w:r>
+      <w:proofErr w:type="spellStart"/>
+      <w:r>
+        <w:rPr>
+          <w:rFonts w:ascii="Calibri" w:eastAsia="Calibri" w:hAnsi="Calibri" w:cs="Calibri"/>
+          <w:b w:val="0"/>
+          <w:bCs w:val="0"/>
+          <w:color w:val="202428"/>
+          <w:sz w:val="21"/>
+          <w:szCs w:val="21"/>
+        </w:rPr>
+        <w:t>FastAPI</w:t>
+      </w:r>
+      <w:proofErr w:type="spellEnd"/>
+      <w:r>
+        <w:rPr>
+          <w:rFonts w:ascii="Calibri" w:eastAsia="Calibri" w:hAnsi="Calibri" w:cs="Calibri"/>
+          <w:b w:val="0"/>
+          <w:bCs w:val="0"/>
+          <w:color w:val="202428"/>
+          <w:sz w:val="21"/>
+          <w:szCs w:val="21"/>
+        </w:rPr>
+        <w:t xml:space="preserve"> endpoints, benchmark processing, recommendation and compatibility logic). Both team members are expected to contribute to common areas such as integration testing, documentation, and code review. The division of responsibilities should be updated in this wiki as the division changes.</w:t>
+      </w:r>
+    </w:p>
+    <w:p>
+      <w:pPr>
+        <w:pStyle w:val="berschrift2"/>
+        <w:spacing w:before="229"/>
+      </w:pPr>
       <w:r>
         <w:rPr>
           <w:color w:val="225591"/>
@@ -15934,8 +15866,8 @@
           <w:sz w:val="26"/>
         </w:rPr>
       </w:pPr>
-      <w:bookmarkStart w:id="24" w:name="Suggested_repository_structure"/>
-      <w:bookmarkEnd w:id="24"/>
+      <w:bookmarkStart w:id="22" w:name="Suggested_repository_structure"/>
+      <w:bookmarkEnd w:id="22"/>
       <w:r>
         <w:rPr>
           <w:rFonts w:ascii="Times New Roman"/>
@@ -16489,7 +16421,6 @@
                               </w:rPr>
                               <w:t xml:space="preserve"> </w:t>
                             </w:r>
-                            <w:proofErr w:type="spellStart"/>
                             <w:r>
                               <w:rPr>
                                 <w:rFonts w:ascii="Palatino Linotype" w:hAnsi="Palatino Linotype"/>
@@ -16498,18 +16429,7 @@
                                 <w:w w:val="90"/>
                                 <w:sz w:val="19"/>
                               </w:rPr>
-                              <w:t>src</w:t>
-                            </w:r>
-                            <w:proofErr w:type="spellEnd"/>
-                            <w:r>
-                              <w:rPr>
-                                <w:rFonts w:ascii="Palatino Linotype" w:hAnsi="Palatino Linotype"/>
-                                <w:color w:val="202428"/>
-                                <w:spacing w:val="-4"/>
-                                <w:w w:val="90"/>
-                                <w:sz w:val="19"/>
-                              </w:rPr>
-                              <w:t>/</w:t>
+                              <w:t>src/</w:t>
                             </w:r>
                           </w:p>
                           <w:p>
@@ -16576,17 +16496,7 @@
                                 <w:w w:val="90"/>
                                 <w:sz w:val="19"/>
                               </w:rPr>
-                              <w:t>main.py</w:t>
-                            </w:r>
-                            <w:r>
-                              <w:rPr>
-                                <w:rFonts w:ascii="Palatino Linotype" w:hAnsi="Palatino Linotype"/>
-                                <w:color w:val="202428"/>
-                                <w:spacing w:val="-2"/>
-                                <w:w w:val="90"/>
-                                <w:sz w:val="19"/>
-                              </w:rPr>
-                              <w:t>/</w:t>
+                              <w:t>main.py/</w:t>
                             </w:r>
                           </w:p>
                           <w:p>
@@ -16809,7 +16719,6 @@
                               </w:rPr>
                               <w:t xml:space="preserve"> </w:t>
                             </w:r>
-                            <w:proofErr w:type="spellStart"/>
                             <w:r>
                               <w:rPr>
                                 <w:rFonts w:ascii="Palatino Linotype" w:hAnsi="Palatino Linotype"/>
@@ -16818,18 +16727,7 @@
                                 <w:w w:val="90"/>
                                 <w:sz w:val="19"/>
                               </w:rPr>
-                              <w:t>jsonfile</w:t>
-                            </w:r>
-                            <w:proofErr w:type="spellEnd"/>
-                            <w:r>
-                              <w:rPr>
-                                <w:rFonts w:ascii="Palatino Linotype" w:hAnsi="Palatino Linotype"/>
-                                <w:color w:val="202428"/>
-                                <w:spacing w:val="-2"/>
-                                <w:w w:val="90"/>
-                                <w:sz w:val="19"/>
-                              </w:rPr>
-                              <w:t>/</w:t>
+                              <w:t>jsonfile/</w:t>
                             </w:r>
                           </w:p>
                           <w:p>
@@ -16984,17 +16882,7 @@
                                 <w:w w:val="90"/>
                                 <w:sz w:val="19"/>
                               </w:rPr>
-                              <w:t>plan.pdf</w:t>
-                            </w:r>
-                            <w:r>
-                              <w:rPr>
-                                <w:rFonts w:ascii="Palatino Linotype" w:hAnsi="Palatino Linotype"/>
-                                <w:color w:val="202428"/>
-                                <w:spacing w:val="-2"/>
-                                <w:w w:val="90"/>
-                                <w:sz w:val="19"/>
-                              </w:rPr>
-                              <w:t>/</w:t>
+                              <w:t>plan.pdf/</w:t>
                             </w:r>
                           </w:p>
                           <w:p>
@@ -17495,7 +17383,6 @@
                         </w:rPr>
                         <w:t xml:space="preserve"> </w:t>
                       </w:r>
-                      <w:proofErr w:type="spellStart"/>
                       <w:r>
                         <w:rPr>
                           <w:rFonts w:ascii="Palatino Linotype" w:hAnsi="Palatino Linotype"/>
@@ -17504,18 +17391,7 @@
                           <w:w w:val="90"/>
                           <w:sz w:val="19"/>
                         </w:rPr>
-                        <w:t>src</w:t>
-                      </w:r>
-                      <w:proofErr w:type="spellEnd"/>
-                      <w:r>
-                        <w:rPr>
-                          <w:rFonts w:ascii="Palatino Linotype" w:hAnsi="Palatino Linotype"/>
-                          <w:color w:val="202428"/>
-                          <w:spacing w:val="-4"/>
-                          <w:w w:val="90"/>
-                          <w:sz w:val="19"/>
-                        </w:rPr>
-                        <w:t>/</w:t>
+                        <w:t>src/</w:t>
                       </w:r>
                     </w:p>
                     <w:p>
@@ -17582,17 +17458,7 @@
                           <w:w w:val="90"/>
                           <w:sz w:val="19"/>
                         </w:rPr>
-                        <w:t>main.py</w:t>
-                      </w:r>
-                      <w:r>
-                        <w:rPr>
-                          <w:rFonts w:ascii="Palatino Linotype" w:hAnsi="Palatino Linotype"/>
-                          <w:color w:val="202428"/>
-                          <w:spacing w:val="-2"/>
-                          <w:w w:val="90"/>
-                          <w:sz w:val="19"/>
-                        </w:rPr>
-                        <w:t>/</w:t>
+                        <w:t>main.py/</w:t>
                       </w:r>
                     </w:p>
                     <w:p>
@@ -17815,7 +17681,6 @@
                         </w:rPr>
                         <w:t xml:space="preserve"> </w:t>
                       </w:r>
-                      <w:proofErr w:type="spellStart"/>
                       <w:r>
                         <w:rPr>
                           <w:rFonts w:ascii="Palatino Linotype" w:hAnsi="Palatino Linotype"/>
@@ -17824,18 +17689,7 @@
                           <w:w w:val="90"/>
                           <w:sz w:val="19"/>
                         </w:rPr>
-                        <w:t>jsonfile</w:t>
-                      </w:r>
-                      <w:proofErr w:type="spellEnd"/>
-                      <w:r>
-                        <w:rPr>
-                          <w:rFonts w:ascii="Palatino Linotype" w:hAnsi="Palatino Linotype"/>
-                          <w:color w:val="202428"/>
-                          <w:spacing w:val="-2"/>
-                          <w:w w:val="90"/>
-                          <w:sz w:val="19"/>
-                        </w:rPr>
-                        <w:t>/</w:t>
+                        <w:t>jsonfile/</w:t>
                       </w:r>
                     </w:p>
                     <w:p>
@@ -17990,17 +17844,7 @@
                           <w:w w:val="90"/>
                           <w:sz w:val="19"/>
                         </w:rPr>
-                        <w:t>plan.pdf</w:t>
-                      </w:r>
-                      <w:r>
-                        <w:rPr>
-                          <w:rFonts w:ascii="Palatino Linotype" w:hAnsi="Palatino Linotype"/>
-                          <w:color w:val="202428"/>
-                          <w:spacing w:val="-2"/>
-                          <w:w w:val="90"/>
-                          <w:sz w:val="19"/>
-                        </w:rPr>
-                        <w:t>/</w:t>
+                        <w:t>plan.pdf/</w:t>
                       </w:r>
                     </w:p>
                     <w:p>
@@ -18219,19 +18063,7 @@
                               <w:rPr>
                                 <w:color w:val="202428"/>
                               </w:rPr>
-                              <w:t>visual</w:t>
-                            </w:r>
-                            <w:r>
-                              <w:rPr>
-                                <w:color w:val="202428"/>
-                              </w:rPr>
-                              <w:t xml:space="preserve"> </w:t>
-                            </w:r>
-                            <w:r>
-                              <w:rPr>
-                                <w:color w:val="202428"/>
-                              </w:rPr>
-                              <w:t>selection experience.</w:t>
+                              <w:t>visual selection experience.</w:t>
                             </w:r>
                           </w:p>
                         </w:txbxContent>
@@ -18374,19 +18206,7 @@
                         <w:rPr>
                           <w:color w:val="202428"/>
                         </w:rPr>
-                        <w:t>visual</w:t>
-                      </w:r>
-                      <w:r>
-                        <w:rPr>
-                          <w:color w:val="202428"/>
-                        </w:rPr>
-                        <w:t xml:space="preserve"> </w:t>
-                      </w:r>
-                      <w:r>
-                        <w:rPr>
-                          <w:color w:val="202428"/>
-                        </w:rPr>
-                        <w:t>selection experience.</w:t>
+                        <w:t>visual selection experience.</w:t>
                       </w:r>
                     </w:p>
                   </w:txbxContent>
